--- a/Articles/2026-09-28_Set_01/053_What_Is_a_Monopoly_Business.docx
+++ b/Articles/2026-09-28_Set_01/053_What_Is_a_Monopoly_Business.docx
@@ -395,7 +395,7 @@
         </w:numPr>
         <w:spacing w:after="100"/>
       </w:pPr>
-      <w:hyperlink w:history="1" r:id="rIdx7rfvrazhta-2rjqvz7xe">
+      <w:hyperlink w:history="1" r:id="rIdewi9iipbhg8hw5dft4evr">
         <w:r>
           <w:rPr>
             <w:rFonts w:ascii="Georgia" w:cs="Georgia" w:eastAsia="Georgia" w:hAnsi="Georgia"/>
@@ -417,7 +417,7 @@
         </w:numPr>
         <w:spacing w:after="100"/>
       </w:pPr>
-      <w:hyperlink w:history="1" r:id="rId6-7shcljszxbfdohf8ufe">
+      <w:hyperlink w:history="1" r:id="rIdaixuehyoaigxsopgrsi9d">
         <w:r>
           <w:rPr>
             <w:rFonts w:ascii="Georgia" w:cs="Georgia" w:eastAsia="Georgia" w:hAnsi="Georgia"/>
